--- a/courses/Spring26/hw/hw6.docx
+++ b/courses/Spring26/hw/hw6.docx
@@ -340,7 +340,6 @@
             <w:sz w:val="20"/>
             <w:szCs w:val="20"/>
             <w:u w:val="none"/>
-            <w:lang w:val="en-US" w:eastAsia="zh-CN" w:bidi="hi-IN"/>
           </w:rPr>
           <w:t>https://chao-tic.github.io/blog/2018/12/25/tls</w:t>
         </w:r>
@@ -483,25 +482,7 @@
           <w:sz w:val="22"/>
           <w:szCs w:val="22"/>
         </w:rPr>
-        <w:t>[</w:t>
-      </w:r>
-      <w:r>
-        <w:rPr>
-          <w:rFonts w:ascii="Linux Libertine Display O" w:hAnsi="Linux Libertine Display O"/>
-          <w:color w:val="000000"/>
-          <w:sz w:val="22"/>
-          <w:szCs w:val="22"/>
-        </w:rPr>
-        <w:t>13</w:t>
-      </w:r>
-      <w:r>
-        <w:rPr>
-          <w:rFonts w:ascii="Linux Libertine Display O" w:hAnsi="Linux Libertine Display O"/>
-          <w:color w:val="000000"/>
-          <w:sz w:val="22"/>
-          <w:szCs w:val="22"/>
-        </w:rPr>
-        <w:t xml:space="preserve"> points] Task 1: Capture the flag of </w:t>
+        <w:t xml:space="preserve">[13 points] Task 1: Capture the flag of </w:t>
       </w:r>
       <w:r>
         <w:rPr>
@@ -556,25 +537,7 @@
           <w:sz w:val="22"/>
           <w:szCs w:val="22"/>
         </w:rPr>
-        <w:t>[</w:t>
-      </w:r>
-      <w:r>
-        <w:rPr>
-          <w:rFonts w:ascii="Linux Libertine Display O" w:hAnsi="Linux Libertine Display O"/>
-          <w:color w:val="000000"/>
-          <w:sz w:val="22"/>
-          <w:szCs w:val="22"/>
-        </w:rPr>
-        <w:t>13</w:t>
-      </w:r>
-      <w:r>
-        <w:rPr>
-          <w:rFonts w:ascii="Linux Libertine Display O" w:hAnsi="Linux Libertine Display O"/>
-          <w:color w:val="000000"/>
-          <w:sz w:val="22"/>
-          <w:szCs w:val="22"/>
-        </w:rPr>
-        <w:t xml:space="preserve"> points] Task 2: Capture the flag of </w:t>
+        <w:t xml:space="preserve">[13 points] Task 2: Capture the flag of </w:t>
       </w:r>
       <w:r>
         <w:rPr>
@@ -628,25 +591,7 @@
           <w:sz w:val="22"/>
           <w:szCs w:val="22"/>
         </w:rPr>
-        <w:t>[</w:t>
-      </w:r>
-      <w:r>
-        <w:rPr>
-          <w:rFonts w:ascii="Linux Libertine Display O" w:hAnsi="Linux Libertine Display O"/>
-          <w:color w:val="000000"/>
-          <w:sz w:val="22"/>
-          <w:szCs w:val="22"/>
-        </w:rPr>
-        <w:t>13</w:t>
-      </w:r>
-      <w:r>
-        <w:rPr>
-          <w:rFonts w:ascii="Linux Libertine Display O" w:hAnsi="Linux Libertine Display O"/>
-          <w:color w:val="000000"/>
-          <w:sz w:val="22"/>
-          <w:szCs w:val="22"/>
-        </w:rPr>
-        <w:t xml:space="preserve"> points] Task 3: Capture the flag of </w:t>
+        <w:t xml:space="preserve">[13 points] Task 3: Capture the flag of </w:t>
       </w:r>
       <w:r>
         <w:rPr>
@@ -700,25 +645,7 @@
           <w:sz w:val="22"/>
           <w:szCs w:val="22"/>
         </w:rPr>
-        <w:t>[</w:t>
-      </w:r>
-      <w:r>
-        <w:rPr>
-          <w:rFonts w:ascii="Linux Libertine Display O" w:hAnsi="Linux Libertine Display O"/>
-          <w:color w:val="000000"/>
-          <w:sz w:val="22"/>
-          <w:szCs w:val="22"/>
-        </w:rPr>
-        <w:t>13</w:t>
-      </w:r>
-      <w:r>
-        <w:rPr>
-          <w:rFonts w:ascii="Linux Libertine Display O" w:hAnsi="Linux Libertine Display O"/>
-          <w:color w:val="000000"/>
-          <w:sz w:val="22"/>
-          <w:szCs w:val="22"/>
-        </w:rPr>
-        <w:t xml:space="preserve"> points] Task 4: Capture the flag of </w:t>
+        <w:t xml:space="preserve">[13 points] Task 4: Capture the flag of </w:t>
       </w:r>
       <w:r>
         <w:rPr>
@@ -772,25 +699,7 @@
           <w:sz w:val="22"/>
           <w:szCs w:val="22"/>
         </w:rPr>
-        <w:t>[</w:t>
-      </w:r>
-      <w:r>
-        <w:rPr>
-          <w:rFonts w:ascii="Linux Libertine Display O" w:hAnsi="Linux Libertine Display O"/>
-          <w:color w:val="000000"/>
-          <w:sz w:val="22"/>
-          <w:szCs w:val="22"/>
-        </w:rPr>
-        <w:t>13</w:t>
-      </w:r>
-      <w:r>
-        <w:rPr>
-          <w:rFonts w:ascii="Linux Libertine Display O" w:hAnsi="Linux Libertine Display O"/>
-          <w:color w:val="000000"/>
-          <w:sz w:val="22"/>
-          <w:szCs w:val="22"/>
-        </w:rPr>
-        <w:t xml:space="preserve"> points] Task 5: Capture the flag of </w:t>
+        <w:t xml:space="preserve">[13 points] Task 5: Capture the flag of </w:t>
       </w:r>
       <w:r>
         <w:rPr>
@@ -1291,7 +1200,6 @@
     <w:rPr>
       <w:color w:val="000080"/>
       <w:u w:val="single"/>
-      <w:lang/>
     </w:rPr>
   </w:style>
   <w:style w:type="character" w:customStyle="1" w:styleId="Bullets">
